--- a/docs/交付文档/用户手册_SQA2.docx
+++ b/docs/交付文档/用户手册_SQA2.docx
@@ -13425,6 +13425,297 @@
         <w:t>表 B-1  错误提示速查</w:t>
       </w:r>
     </w:p>
+    <w:p>
+      <w:r>
+        <w:rPr>
+          <w:b/>
+          <w:sz w:val="28"/>
+        </w:rPr>
+        <w:t>审核签署</w:t>
+      </w:r>
+    </w:p>
+    <w:p>
+      <w:r>
+        <w:t>本文件经 SQA2 小组全体成员一致审核通过。</w:t>
+      </w:r>
+    </w:p>
+    <w:tbl>
+      <w:tblPr>
+        <w:tblStyle w:val="TableGrid"/>
+        <w:tblW w:type="auto" w:w="0"/>
+        <w:tblLook w:firstColumn="1" w:firstRow="1" w:lastColumn="0" w:lastRow="0" w:noHBand="0" w:noVBand="1" w:val="04A0"/>
+      </w:tblPr>
+      <w:tblGrid>
+        <w:gridCol w:w="2268"/>
+        <w:gridCol w:w="2268"/>
+        <w:gridCol w:w="2268"/>
+        <w:gridCol w:w="2268"/>
+      </w:tblGrid>
+      <w:tr>
+        <w:tc>
+          <w:tcPr>
+            <w:tcW w:type="dxa" w:w="2268"/>
+          </w:tcPr>
+          <w:p>
+            <w:r>
+              <w:rPr>
+                <w:b/>
+              </w:rPr>
+              <w:t>姓名</w:t>
+            </w:r>
+          </w:p>
+        </w:tc>
+        <w:tc>
+          <w:tcPr>
+            <w:tcW w:type="dxa" w:w="2268"/>
+          </w:tcPr>
+          <w:p>
+            <w:r>
+              <w:rPr>
+                <w:b/>
+              </w:rPr>
+              <w:t>项目角色</w:t>
+            </w:r>
+          </w:p>
+        </w:tc>
+        <w:tc>
+          <w:tcPr>
+            <w:tcW w:type="dxa" w:w="2268"/>
+          </w:tcPr>
+          <w:p>
+            <w:r>
+              <w:rPr>
+                <w:b/>
+              </w:rPr>
+              <w:t>审核意见</w:t>
+            </w:r>
+          </w:p>
+        </w:tc>
+        <w:tc>
+          <w:tcPr>
+            <w:tcW w:type="dxa" w:w="2268"/>
+          </w:tcPr>
+          <w:p>
+            <w:r>
+              <w:rPr>
+                <w:b/>
+              </w:rPr>
+              <w:t>日期</w:t>
+            </w:r>
+          </w:p>
+        </w:tc>
+      </w:tr>
+      <w:tr>
+        <w:tc>
+          <w:tcPr>
+            <w:tcW w:type="dxa" w:w="2268"/>
+          </w:tcPr>
+          <w:p>
+            <w:r>
+              <w:t>刘罡甫</w:t>
+            </w:r>
+          </w:p>
+        </w:tc>
+        <w:tc>
+          <w:tcPr>
+            <w:tcW w:type="dxa" w:w="2268"/>
+          </w:tcPr>
+          <w:p>
+            <w:r>
+              <w:t>组长／项目经理</w:t>
+            </w:r>
+          </w:p>
+        </w:tc>
+        <w:tc>
+          <w:tcPr>
+            <w:tcW w:type="dxa" w:w="2268"/>
+          </w:tcPr>
+          <w:p>
+            <w:r>
+              <w:t>一致通过</w:t>
+            </w:r>
+          </w:p>
+        </w:tc>
+        <w:tc>
+          <w:tcPr>
+            <w:tcW w:type="dxa" w:w="2268"/>
+          </w:tcPr>
+          <w:p>
+            <w:r>
+              <w:t>2026-10-19</w:t>
+            </w:r>
+          </w:p>
+        </w:tc>
+      </w:tr>
+      <w:tr>
+        <w:tc>
+          <w:tcPr>
+            <w:tcW w:type="dxa" w:w="2268"/>
+          </w:tcPr>
+          <w:p>
+            <w:r>
+              <w:t>钟坤宇</w:t>
+            </w:r>
+          </w:p>
+        </w:tc>
+        <w:tc>
+          <w:tcPr>
+            <w:tcW w:type="dxa" w:w="2268"/>
+          </w:tcPr>
+          <w:p>
+            <w:r>
+              <w:t>前端·门户栏目</w:t>
+            </w:r>
+          </w:p>
+        </w:tc>
+        <w:tc>
+          <w:tcPr>
+            <w:tcW w:type="dxa" w:w="2268"/>
+          </w:tcPr>
+          <w:p>
+            <w:r>
+              <w:t>一致通过</w:t>
+            </w:r>
+          </w:p>
+        </w:tc>
+        <w:tc>
+          <w:tcPr>
+            <w:tcW w:type="dxa" w:w="2268"/>
+          </w:tcPr>
+          <w:p>
+            <w:r>
+              <w:t>2026-10-19</w:t>
+            </w:r>
+          </w:p>
+        </w:tc>
+      </w:tr>
+      <w:tr>
+        <w:tc>
+          <w:tcPr>
+            <w:tcW w:type="dxa" w:w="2268"/>
+          </w:tcPr>
+          <w:p>
+            <w:r>
+              <w:t>杨峥</w:t>
+            </w:r>
+          </w:p>
+        </w:tc>
+        <w:tc>
+          <w:tcPr>
+            <w:tcW w:type="dxa" w:w="2268"/>
+          </w:tcPr>
+          <w:p>
+            <w:r>
+              <w:t>前端·内部端</w:t>
+            </w:r>
+          </w:p>
+        </w:tc>
+        <w:tc>
+          <w:tcPr>
+            <w:tcW w:type="dxa" w:w="2268"/>
+          </w:tcPr>
+          <w:p>
+            <w:r>
+              <w:t>一致通过</w:t>
+            </w:r>
+          </w:p>
+        </w:tc>
+        <w:tc>
+          <w:tcPr>
+            <w:tcW w:type="dxa" w:w="2268"/>
+          </w:tcPr>
+          <w:p>
+            <w:r>
+              <w:t>2026-10-19</w:t>
+            </w:r>
+          </w:p>
+        </w:tc>
+      </w:tr>
+      <w:tr>
+        <w:tc>
+          <w:tcPr>
+            <w:tcW w:type="dxa" w:w="2268"/>
+          </w:tcPr>
+          <w:p>
+            <w:r>
+              <w:t>韦政治</w:t>
+            </w:r>
+          </w:p>
+        </w:tc>
+        <w:tc>
+          <w:tcPr>
+            <w:tcW w:type="dxa" w:w="2268"/>
+          </w:tcPr>
+          <w:p>
+            <w:r>
+              <w:t>后端核心</w:t>
+            </w:r>
+          </w:p>
+        </w:tc>
+        <w:tc>
+          <w:tcPr>
+            <w:tcW w:type="dxa" w:w="2268"/>
+          </w:tcPr>
+          <w:p>
+            <w:r>
+              <w:t>一致通过</w:t>
+            </w:r>
+          </w:p>
+        </w:tc>
+        <w:tc>
+          <w:tcPr>
+            <w:tcW w:type="dxa" w:w="2268"/>
+          </w:tcPr>
+          <w:p>
+            <w:r>
+              <w:t>2026-10-19</w:t>
+            </w:r>
+          </w:p>
+        </w:tc>
+      </w:tr>
+      <w:tr>
+        <w:tc>
+          <w:tcPr>
+            <w:tcW w:type="dxa" w:w="2268"/>
+          </w:tcPr>
+          <w:p>
+            <w:r>
+              <w:t>陈彬</w:t>
+            </w:r>
+          </w:p>
+        </w:tc>
+        <w:tc>
+          <w:tcPr>
+            <w:tcW w:type="dxa" w:w="2268"/>
+          </w:tcPr>
+          <w:p>
+            <w:r>
+              <w:t>校验与测试／文档统稿（SQA）</w:t>
+            </w:r>
+          </w:p>
+        </w:tc>
+        <w:tc>
+          <w:tcPr>
+            <w:tcW w:type="dxa" w:w="2268"/>
+          </w:tcPr>
+          <w:p>
+            <w:r>
+              <w:t>一致通过</w:t>
+            </w:r>
+          </w:p>
+        </w:tc>
+        <w:tc>
+          <w:tcPr>
+            <w:tcW w:type="dxa" w:w="2268"/>
+          </w:tcPr>
+          <w:p>
+            <w:r>
+              <w:t>2026-10-19</w:t>
+            </w:r>
+          </w:p>
+        </w:tc>
+      </w:tr>
+    </w:tbl>
     <w:sectPr>
       <w:footerReference w:type="default" r:id="rId9"/>
       <w:pgSz w:w="11906" w:h="16838"/>

--- a/docs/交付文档/用户手册_SQA2.docx
+++ b/docs/交付文档/用户手册_SQA2.docx
@@ -355,17 +355,8 @@
             <w:tcW w:type="dxa" w:w="1237"/>
           </w:tcPr>
           <w:p>
-            <w:pPr>
-              <w:spacing w:after="0" w:line="276" w:lineRule="auto"/>
-            </w:pPr>
-            <w:r/>
-            <w:r>
-              <w:rPr>
-                <w:rFonts w:ascii="宋体" w:hAnsi="宋体" w:eastAsia="宋体"/>
-                <w:b w:val="0"/>
-                <w:sz w:val="18"/>
-              </w:rPr>
-              <w:t>待组长审核</w:t>
+            <w:r>
+              <w:t>已审核（组长）</w:t>
             </w:r>
           </w:p>
         </w:tc>
@@ -13443,6 +13434,8 @@
       <w:tblPr>
         <w:tblStyle w:val="TableGrid"/>
         <w:tblW w:type="auto" w:w="0"/>
+        <w:jc w:val="center"/>
+        <w:tblLayout w:type="fixed"/>
         <w:tblLook w:firstColumn="1" w:firstRow="1" w:lastColumn="0" w:lastRow="0" w:noHBand="0" w:noVBand="1" w:val="04A0"/>
       </w:tblPr>
       <w:tblGrid>
@@ -13452,9 +13445,13 @@
         <w:gridCol w:w="2268"/>
       </w:tblGrid>
       <w:tr>
+        <w:trPr>
+          <w:tblHeader w:val="true"/>
+        </w:trPr>
         <w:tc>
           <w:tcPr>
             <w:tcW w:type="dxa" w:w="2268"/>
+            <w:shd w:val="clear" w:fill="D9E2F3"/>
           </w:tcPr>
           <w:p>
             <w:r>
@@ -13468,6 +13465,7 @@
         <w:tc>
           <w:tcPr>
             <w:tcW w:type="dxa" w:w="2268"/>
+            <w:shd w:val="clear" w:fill="D9E2F3"/>
           </w:tcPr>
           <w:p>
             <w:r>
@@ -13481,6 +13479,7 @@
         <w:tc>
           <w:tcPr>
             <w:tcW w:type="dxa" w:w="2268"/>
+            <w:shd w:val="clear" w:fill="D9E2F3"/>
           </w:tcPr>
           <w:p>
             <w:r>
@@ -13494,6 +13493,7 @@
         <w:tc>
           <w:tcPr>
             <w:tcW w:type="dxa" w:w="2268"/>
+            <w:shd w:val="clear" w:fill="D9E2F3"/>
           </w:tcPr>
           <w:p>
             <w:r>
